--- a/crm_easyoffice/documentos/plantillas_semilla/PLT-01_v1.docx
+++ b/crm_easyoffice/documentos/plantillas_semilla/PLT-01_v1.docx
@@ -250,19 +250,6 @@
         </w:rPr>
         <w:t xml:space="preserve">, representada por don {{ eo.representante }}, {{ eo.nacionalidad }}, {{ eo.estado_civil }}, {{ eo.profesion }}, cédula de identidad número {{ eo.rut }}</w:t>
       </w:r>
-      <w:del w:id="4" w:author="Usuario" w:date="2025-04-01T11:27:00Z">
-        <w:r>
-          <w:rPr>
-            <w:rFonts w:ascii="Times New Roman" w:eastAsia="Times New Roman" w:hAnsi="Times New Roman" w:cs="Times New Roman"/>
-            <w:kern w:val="0"/>
-            <w:sz w:val="17"/>
-            <w:szCs w:val="17"/>
-            <w:lang w:val="es-ES_tradnl" w:eastAsia="es-ES_tradnl"/>
-            <w14:ligatures w14:val="none"/>
-          </w:rPr>
-          <w:delText xml:space="preserve"> </w:delText>
-        </w:r>
-      </w:del>
       <w:r>
         <w:rPr>
           <w:rFonts w:ascii="Times New Roman" w:eastAsia="Times New Roman" w:hAnsi="Times New Roman" w:cs="Times New Roman"/>
@@ -342,20 +329,18 @@
         </w:rPr>
         <w:t xml:space="preserve"/>
       </w:r>
-      <w:ins w:id="5" w:author="Usuario" w:date="2025-04-01T11:35:00Z">
-        <w:r>
-          <w:rPr>
-            <w:rFonts w:ascii="Times New Roman" w:eastAsia="Times New Roman" w:hAnsi="Times New Roman" w:cs="Times New Roman"/>
-            <w:b/>
-            <w:kern w:val="0"/>
-            <w:sz w:val="17"/>
-            <w:szCs w:val="17"/>
-            <w:lang w:val="es-ES_tradnl" w:eastAsia="es-ES_tradnl"/>
-            <w14:ligatures w14:val="none"/>
-          </w:rPr>
-          <w:t xml:space="preserve"/>
-        </w:r>
-      </w:ins>
+      <w:r>
+        <w:rPr>
+          <w:rFonts w:ascii="Times New Roman" w:eastAsia="Times New Roman" w:hAnsi="Times New Roman" w:cs="Times New Roman"/>
+          <w:b/>
+          <w:kern w:val="0"/>
+          <w:sz w:val="17"/>
+          <w:szCs w:val="17"/>
+          <w:lang w:val="es-ES_tradnl" w:eastAsia="es-ES_tradnl"/>
+          <w14:ligatures w14:val="none"/>
+        </w:rPr>
+        <w:t xml:space="preserve"/>
+      </w:r>
       <w:r>
         <w:rPr>
           <w:rFonts w:ascii="Times New Roman" w:eastAsia="Times New Roman" w:hAnsi="Times New Roman" w:cs="Times New Roman"/>
@@ -3690,19 +3675,17 @@
         </w:rPr>
         <w:t>. Al término de dicho plazo</w:t>
       </w:r>
-      <w:ins w:id="7" w:author="Usuario" w:date="2025-04-01T11:32:00Z">
-        <w:r>
-          <w:rPr>
-            <w:rFonts w:ascii="Times New Roman" w:eastAsia="Times New Roman" w:hAnsi="Times New Roman" w:cs="Times New Roman"/>
-            <w:kern w:val="0"/>
-            <w:sz w:val="16"/>
-            <w:szCs w:val="16"/>
-            <w:lang w:val="es-ES_tradnl" w:eastAsia="es-ES_tradnl"/>
-            <w14:ligatures w14:val="none"/>
-          </w:rPr>
-          <w:t>,</w:t>
-        </w:r>
-      </w:ins>
+      <w:r>
+        <w:rPr>
+          <w:rFonts w:ascii="Times New Roman" w:eastAsia="Times New Roman" w:hAnsi="Times New Roman" w:cs="Times New Roman"/>
+          <w:kern w:val="0"/>
+          <w:sz w:val="16"/>
+          <w:szCs w:val="16"/>
+          <w:lang w:val="es-ES_tradnl" w:eastAsia="es-ES_tradnl"/>
+          <w14:ligatures w14:val="none"/>
+        </w:rPr>
+        <w:t>,</w:t>
+      </w:r>
       <w:r>
         <w:rPr>
           <w:rFonts w:ascii="Times New Roman" w:eastAsia="Times New Roman" w:hAnsi="Times New Roman" w:cs="Times New Roman"/>
@@ -3846,19 +3829,6 @@
         </w:rPr>
         <w:t>al domicilio individualizado de cada parte</w:t>
       </w:r>
-      <w:del w:id="8" w:author="Usuario" w:date="2025-04-01T11:41:00Z">
-        <w:r>
-          <w:rPr>
-            <w:rFonts w:ascii="Times New Roman" w:eastAsia="Times New Roman" w:hAnsi="Times New Roman" w:cs="Times New Roman"/>
-            <w:kern w:val="0"/>
-            <w:sz w:val="16"/>
-            <w:szCs w:val="16"/>
-            <w:lang w:val="es-ES_tradnl" w:eastAsia="es-ES_tradnl"/>
-            <w14:ligatures w14:val="none"/>
-          </w:rPr>
-          <w:delText>,</w:delText>
-        </w:r>
-      </w:del>
       <w:r>
         <w:rPr>
           <w:rFonts w:ascii="Times New Roman" w:eastAsia="Times New Roman" w:hAnsi="Times New Roman" w:cs="Times New Roman"/>
@@ -3994,19 +3964,6 @@
         </w:rPr>
         <w:t>EASY OFFICE</w:t>
       </w:r>
-      <w:del w:id="9" w:author="Usuario" w:date="2025-04-01T11:41:00Z">
-        <w:r>
-          <w:rPr>
-            <w:rFonts w:ascii="Times New Roman" w:eastAsia="Times New Roman" w:hAnsi="Times New Roman" w:cs="Times New Roman"/>
-            <w:kern w:val="0"/>
-            <w:sz w:val="16"/>
-            <w:szCs w:val="16"/>
-            <w:lang w:val="es-ES_tradnl" w:eastAsia="es-ES_tradnl"/>
-            <w14:ligatures w14:val="none"/>
-          </w:rPr>
-          <w:delText>,</w:delText>
-        </w:r>
-      </w:del>
       <w:r>
         <w:rPr>
           <w:rFonts w:ascii="Times New Roman" w:eastAsia="Times New Roman" w:hAnsi="Times New Roman" w:cs="Times New Roman"/>
@@ -4250,19 +4207,6 @@
         </w:rPr>
         <w:t>N</w:t>
       </w:r>
-      <w:del w:id="10" w:author="Usuario" w:date="2025-04-01T11:33:00Z">
-        <w:r>
-          <w:rPr>
-            <w:rFonts w:ascii="Times New Roman" w:eastAsia="Times New Roman" w:hAnsi="Times New Roman" w:cs="Times New Roman"/>
-            <w:kern w:val="0"/>
-            <w:sz w:val="16"/>
-            <w:szCs w:val="16"/>
-            <w:lang w:val="es-ES_tradnl" w:eastAsia="es-ES_tradnl"/>
-            <w14:ligatures w14:val="none"/>
-          </w:rPr>
-          <w:delText>.</w:delText>
-        </w:r>
-      </w:del>
       <w:r>
         <w:rPr>
           <w:rFonts w:ascii="Times New Roman" w:eastAsia="Times New Roman" w:hAnsi="Times New Roman" w:cs="Times New Roman"/>
@@ -4274,19 +4218,6 @@
         </w:rPr>
         <w:t>º</w:t>
       </w:r>
-      <w:del w:id="11" w:author="Usuario" w:date="2025-04-01T11:33:00Z">
-        <w:r>
-          <w:rPr>
-            <w:rFonts w:ascii="Times New Roman" w:eastAsia="Times New Roman" w:hAnsi="Times New Roman" w:cs="Times New Roman"/>
-            <w:kern w:val="0"/>
-            <w:sz w:val="16"/>
-            <w:szCs w:val="16"/>
-            <w:lang w:val="es-ES_tradnl" w:eastAsia="es-ES_tradnl"/>
-            <w14:ligatures w14:val="none"/>
-          </w:rPr>
-          <w:delText xml:space="preserve"> </w:delText>
-        </w:r>
-      </w:del>
       <w:r>
         <w:rPr>
           <w:rFonts w:ascii="Times New Roman" w:eastAsia="Times New Roman" w:hAnsi="Times New Roman" w:cs="Times New Roman"/>
